--- a/json_files/СТРУКТУРА ЕГЭ ИНФОРМАТИКА/2/2 - ЗАДАНИЯ С РЕАЛЬНЫХ ЭКЗАМЕНОВ.docx
+++ b/json_files/СТРУКТУРА ЕГЭ ИНФОРМАТИКА/2/2 - ЗАДАНИЯ С РЕАЛЬНЫХ ЭКЗАМЕНОВ.docx
@@ -1681,7 +1681,7 @@
           <w:color w:val="080808"/>
           <w:lang w:val="en-US"/>
         </w:rPr>
-        <w:t>num</w:t>
+        <w:t>t</w:t>
       </w:r>
       <w:r>
         <w:rPr>
@@ -1941,7 +1941,7 @@
           <w:color w:val="080808"/>
           <w:lang w:val="en-US"/>
         </w:rPr>
-        <w:t>num</w:t>
+        <w:t>t</w:t>
       </w:r>
       <w:r>
         <w:rPr>
@@ -1949,6 +1949,8 @@
         </w:rPr>
         <w:t xml:space="preserve">))   </w:t>
       </w:r>
+      <w:bookmarkStart w:id="0" w:name="_GoBack"/>
+      <w:bookmarkEnd w:id="0"/>
       <w:r>
         <w:rPr>
           <w:i/>
@@ -7424,6 +7426,7 @@
             <w14:uncheckedState w14:val="2610" w14:font="MS Gothic"/>
           </w14:checkbox>
         </w:sdtPr>
+        <w:sdtEndPr/>
         <w:sdtContent>
           <w:r>
             <w:rPr>
@@ -8094,7 +8097,6 @@
         </w:rPr>
         <w:t xml:space="preserve">  </w:t>
       </w:r>
-      <w:bookmarkStart w:id="0" w:name="_GoBack"/>
       <w:r>
         <w:rPr>
           <w:color w:val="080808"/>
@@ -8536,7 +8538,6 @@
         </w:rPr>
         <w:t>)</w:t>
       </w:r>
-      <w:bookmarkEnd w:id="0"/>
     </w:p>
     <w:p>
       <w:pPr>
